--- a/Volume 1/Chapter 09 - Memory Management/SPA_Vol1_Ch9_Lesson9_5a_Smart_Pointers_EXTENDED.docx
+++ b/Volume 1/Chapter 09 - Memory Management/SPA_Vol1_Ch9_Lesson9_5a_Smart_Pointers_EXTENDED.docx
@@ -436,7 +436,11 @@
         <w:pStyle w:val="ListBullet"/>
       </w:pPr>
       <w:r>
-        <w:t>At the cleanup each language prints a line of its own, listed in its Check Your Results: Assembly prints Config for web-01 freed by its owner just before HeapFree or free, as C does; Rust's drop prints Config for web-01 destroyed, as C++'s destructor does; Erlang prints Config for web-01 unreachable; the runtime reclaims it, as the managed languages do; and Solidity says where the config stays: in memory until the call ends, or in storage.</w:t>
+        <w:t xml:space="preserve">At the cleanup each language prints a line of its own, listed in its Check Your Results: Assembly prints Config for web-01 freed by its owner just before HeapFree or free, as C does; Rust's drop prints Config for web-01 </w:t>
+      </w:r>
+      <w:r>
+        <w:lastRenderedPageBreak/>
+        <w:t>destroyed, as C++'s destructor does; Erlang prints Config for web-01 unreachable; the runtime reclaims it, as the managed languages do; and Solidity says where the config stays: in memory until the call ends, or in storage.</w:t>
       </w:r>
     </w:p>
     <w:p>
@@ -845,7 +849,7 @@
         <w:keepNext/>
       </w:pPr>
       <w:r>
-        <w:t>[profile.default]</w:t>
+        <w:t>[profile.default]  # Remember, the settings forge uses by default.</w:t>
       </w:r>
     </w:p>
     <w:p>
@@ -4010,7 +4014,6 @@
     <w:p>
       <w:pPr>
         <w:pStyle w:val="SourceCode"/>
-        <w:keepNext/>
       </w:pPr>
       <w:r>
         <w:t xml:space="preserve">    mov eax, [rsp]</w:t>
@@ -4019,7 +4022,6 @@
     <w:p>
       <w:pPr>
         <w:pStyle w:val="SourceCode"/>
-        <w:keepNext/>
       </w:pPr>
       <w:r>
         <w:t xml:space="preserve">    add rsp, 8</w:t>
@@ -4028,6 +4030,7 @@
     <w:p>
       <w:pPr>
         <w:pStyle w:val="SourceCode"/>
+        <w:keepNext/>
       </w:pPr>
       <w:r>
         <w:t xml:space="preserve">    ret</w:t>
@@ -4035,6 +4038,29 @@
     </w:p>
     <w:p>
       <w:pPr>
+        <w:pStyle w:val="SourceCode"/>
+        <w:keepNext/>
+      </w:pPr>
+    </w:p>
+    <w:p>
+      <w:pPr>
+        <w:pStyle w:val="SourceCode"/>
+        <w:keepNext/>
+      </w:pPr>
+      <w:r>
+        <w:t>; Marks the stack as not executable, which current Linux linkers expect.</w:t>
+      </w:r>
+    </w:p>
+    <w:p>
+      <w:pPr>
+        <w:pStyle w:val="SourceCode"/>
+      </w:pPr>
+      <w:r>
+        <w:t>section .note.GNU-stack noalloc noexec nowrite progbits</w:t>
+      </w:r>
+    </w:p>
+    <w:p>
+      <w:pPr>
         <w:keepNext/>
       </w:pPr>
     </w:p>
@@ -7358,7 +7384,6 @@
     <w:p>
       <w:pPr>
         <w:pStyle w:val="SourceCode"/>
-        <w:keepNext/>
       </w:pPr>
       <w:r>
         <w:t xml:space="preserve">    mov eax, [rsp]</w:t>
@@ -7367,7 +7392,6 @@
     <w:p>
       <w:pPr>
         <w:pStyle w:val="SourceCode"/>
-        <w:keepNext/>
       </w:pPr>
       <w:r>
         <w:t xml:space="preserve">    add rsp, 8</w:t>
@@ -7376,6 +7400,7 @@
     <w:p>
       <w:pPr>
         <w:pStyle w:val="SourceCode"/>
+        <w:keepNext/>
       </w:pPr>
       <w:r>
         <w:t xml:space="preserve">    ret</w:t>
@@ -7383,6 +7408,29 @@
     </w:p>
     <w:p>
       <w:pPr>
+        <w:pStyle w:val="SourceCode"/>
+        <w:keepNext/>
+      </w:pPr>
+    </w:p>
+    <w:p>
+      <w:pPr>
+        <w:pStyle w:val="SourceCode"/>
+        <w:keepNext/>
+      </w:pPr>
+      <w:r>
+        <w:t>; Marks the stack as not executable, which current Linux linkers expect.</w:t>
+      </w:r>
+    </w:p>
+    <w:p>
+      <w:pPr>
+        <w:pStyle w:val="SourceCode"/>
+      </w:pPr>
+      <w:r>
+        <w:t>section .note.GNU-stack noalloc noexec nowrite progbits</w:t>
+      </w:r>
+    </w:p>
+    <w:p>
+      <w:pPr>
         <w:keepNext/>
       </w:pPr>
     </w:p>
@@ -9207,15 +9255,15 @@
         <w:pStyle w:val="SourceCode"/>
       </w:pPr>
       <w:r>
-        <w:t xml:space="preserve">    if let Some(owned_config) = Rc::get_mut(&amp;mut registry.config) {</w:t>
-      </w:r>
-    </w:p>
-    <w:p>
-      <w:pPr>
-        <w:pStyle w:val="SourceCode"/>
-      </w:pPr>
-      <w:r>
-        <w:t xml:space="preserve">        owned_config.max_connections = 250;</w:t>
+        <w:t xml:space="preserve">    if let Some(changeable_config) = Rc::get_mut(&amp;mut registry.config) {</w:t>
+      </w:r>
+    </w:p>
+    <w:p>
+      <w:pPr>
+        <w:pStyle w:val="SourceCode"/>
+      </w:pPr>
+      <w:r>
+        <w:t xml:space="preserve">        changeable_config.max_connections = 250;</w:t>
       </w:r>
     </w:p>
     <w:p>
@@ -14184,10 +14232,10 @@
         <w:pStyle w:val="ListBullet"/>
       </w:pPr>
       <w:r>
-        <w:t>Assembly: add REPLACEMENT_SLOT equ 48 (Linux: 16), the frame's spare 8 bytes, and replaced_format db "Replaced config: %s port %d", 10, 0. Call load_config with web_01, 8443, and 250, store rax at [rsp + REPLACEMENT_SLOT], and jump to a new label, .no_replacement, if it is 0. Otherwise print freed_format with the old config's name, give the old block back with HeapFree (Linux: free), copy the replacement's address into [rsp + REGISTRY_SLOT], and print replaced_format with its name and port. Put .no_replacem</w:t>
-      </w:r>
-      <w:r>
-        <w:t>ent directly before .no_memory: it frees the old config, then falls through to .no_memory, which prints the error and returns 1. Freeing first would leave nothing if the load failed.</w:t>
+        <w:t>Assembly: add REPLACEMENT_SLOT equ 48 (Linux: 16), the frame's spare 8 bytes (update the comment above CONFIG_SLOT, which calls them spare), and replaced_format db "Replaced config: %s port %d", 10, 0. Call load_config with web_01, 8443, and 250, store rax at [rsp + REPLACEMENT_SLOT], and jump to a new label, .no_replacement, if it is 0. Otherwise print freed_format with the old config's name, give the old block back with HeapFree (Linux: free), copy the replacement's address into [rsp + REGISTRY_SLOT], and</w:t>
+      </w:r>
+      <w:r>
+        <w:t xml:space="preserve"> print replaced_format with its name and port. Put .no_replacement directly before .no_memory: it frees the old config, then falls through to .no_memory, which prints the error and returns 1. Freeing first would leave nothing if the load failed.</w:t>
       </w:r>
     </w:p>
     <w:p>
@@ -14748,31 +14796,31 @@
       </w:rPr>
     </w:lvl>
   </w:abstractNum>
-  <w:num w:numId="1" w16cid:durableId="1365867701">
+  <w:num w:numId="1" w16cid:durableId="921570542">
     <w:abstractNumId w:val="8"/>
   </w:num>
-  <w:num w:numId="2" w16cid:durableId="737167121">
+  <w:num w:numId="2" w16cid:durableId="1507016945">
     <w:abstractNumId w:val="6"/>
   </w:num>
-  <w:num w:numId="3" w16cid:durableId="861361248">
+  <w:num w:numId="3" w16cid:durableId="1924298603">
     <w:abstractNumId w:val="5"/>
   </w:num>
-  <w:num w:numId="4" w16cid:durableId="1177619712">
+  <w:num w:numId="4" w16cid:durableId="127015088">
     <w:abstractNumId w:val="4"/>
   </w:num>
-  <w:num w:numId="5" w16cid:durableId="1481119608">
+  <w:num w:numId="5" w16cid:durableId="819544176">
     <w:abstractNumId w:val="7"/>
   </w:num>
-  <w:num w:numId="6" w16cid:durableId="76556904">
+  <w:num w:numId="6" w16cid:durableId="1722559674">
     <w:abstractNumId w:val="3"/>
   </w:num>
-  <w:num w:numId="7" w16cid:durableId="487523894">
+  <w:num w:numId="7" w16cid:durableId="86580860">
     <w:abstractNumId w:val="2"/>
   </w:num>
-  <w:num w:numId="8" w16cid:durableId="1538812063">
+  <w:num w:numId="8" w16cid:durableId="1514758045">
     <w:abstractNumId w:val="1"/>
   </w:num>
-  <w:num w:numId="9" w16cid:durableId="1739085928">
+  <w:num w:numId="9" w16cid:durableId="137840188">
     <w:abstractNumId w:val="0"/>
   </w:num>
 </w:numbering>
